--- a/public/2026/seq05/FICHE_S5-A04_SweetHome2_5eme.docx
+++ b/public/2026/seq05/FICHE_S5-A04_SweetHome2_5eme.docx
@@ -279,7 +279,7 @@
     </w:tbl>
     <w:p>
       <w:pPr>
-        <w:spacing w:after="60"/>
+        <w:spacing w:after="96"/>
       </w:pPr>
     </w:p>
     <w:tbl>
@@ -329,8 +329,8 @@
                 <w:bCs w:val="false"/>
                 <w:i w:val="false"/>
                 <w:iCs w:val="false"/>
-                <w:sz w:val="16"/>
-                <w:szCs w:val="16"/>
+                <w:sz w:val="24"/>
+                <w:szCs w:val="24"/>
               </w:rPr>
               <w:t xml:space="preserve">NOM : </w:t>
             </w:r>
@@ -364,8 +364,8 @@
                 <w:bCs w:val="false"/>
                 <w:i w:val="false"/>
                 <w:iCs w:val="false"/>
-                <w:sz w:val="16"/>
-                <w:szCs w:val="16"/>
+                <w:sz w:val="24"/>
+                <w:szCs w:val="24"/>
               </w:rPr>
               <w:t xml:space="preserve">PRÉNOM : </w:t>
             </w:r>
@@ -399,8 +399,8 @@
                 <w:bCs w:val="false"/>
                 <w:i w:val="false"/>
                 <w:iCs w:val="false"/>
-                <w:sz w:val="16"/>
-                <w:szCs w:val="16"/>
+                <w:sz w:val="24"/>
+                <w:szCs w:val="24"/>
               </w:rPr>
               <w:t xml:space="preserve">CLASSE : </w:t>
             </w:r>
@@ -434,8 +434,8 @@
                 <w:bCs w:val="false"/>
                 <w:i w:val="false"/>
                 <w:iCs w:val="false"/>
-                <w:sz w:val="16"/>
-                <w:szCs w:val="16"/>
+                <w:sz w:val="24"/>
+                <w:szCs w:val="24"/>
               </w:rPr>
               <w:t xml:space="preserve">MAISON : </w:t>
             </w:r>
@@ -445,7 +445,7 @@
     </w:tbl>
     <w:p>
       <w:pPr>
-        <w:spacing w:after="80"/>
+        <w:spacing w:after="128"/>
       </w:pPr>
     </w:p>
     <w:tbl>
@@ -494,8 +494,8 @@
                 <w:bCs/>
                 <w:i w:val="false"/>
                 <w:iCs w:val="false"/>
-                <w:sz w:val="24"/>
-                <w:szCs w:val="24"/>
+                <w:sz w:val="32"/>
+                <w:szCs w:val="32"/>
               </w:rPr>
               <w:t xml:space="preserve">SWEET HOME 3D (2) : OUVERTURES, MEUBLES ET VUES</w:t>
             </w:r>
@@ -505,7 +505,7 @@
     </w:tbl>
     <w:p>
       <w:pPr>
-        <w:spacing w:after="80"/>
+        <w:spacing w:after="128"/>
       </w:pPr>
     </w:p>
     <w:tbl>
@@ -543,17 +543,17 @@
           </w:tcPr>
           <w:p>
             <w:pPr>
-              <w:spacing w:after="60"/>
-            </w:pPr>
-            <w:r>
-              <w:rPr>
-                <w:rFonts w:ascii="Arial" w:cs="Arial" w:eastAsia="Arial" w:hAnsi="Arial"/>
-                <w:b w:val="false"/>
-                <w:bCs w:val="false"/>
-                <w:i w:val="false"/>
-                <w:iCs w:val="false"/>
-                <w:sz w:val="16"/>
-                <w:szCs w:val="16"/>
+              <w:spacing w:after="96"/>
+            </w:pPr>
+            <w:r>
+              <w:rPr>
+                <w:rFonts w:ascii="Arial" w:cs="Arial" w:eastAsia="Arial" w:hAnsi="Arial"/>
+                <w:b w:val="false"/>
+                <w:bCs w:val="false"/>
+                <w:i w:val="false"/>
+                <w:iCs w:val="false"/>
+                <w:sz w:val="24"/>
+                <w:szCs w:val="24"/>
               </w:rPr>
               <w:t xml:space="preserve">Des murs nus, personne n'y habite ! Aujourd'hui : portes, fenêtres, meubles… puis la visite en 3D. À la fin, tu livres ton dossier au client : vues 2D et 3D commentées.</w:t>
             </w:r>
@@ -569,8 +569,8 @@
                 <w:bCs/>
                 <w:i/>
                 <w:iCs/>
-                <w:sz w:val="16"/>
-                <w:szCs w:val="16"/>
+                <w:sz w:val="24"/>
+                <w:szCs w:val="24"/>
               </w:rPr>
               <w:t xml:space="preserve">❓ Comment finaliser et présenter ma maquette numérique ?</w:t>
             </w:r>
@@ -580,7 +580,7 @@
     </w:tbl>
     <w:p>
       <w:pPr>
-        <w:spacing w:after="80"/>
+        <w:spacing w:after="128"/>
       </w:pPr>
     </w:p>
     <w:tbl>
@@ -628,8 +628,8 @@
                 <w:bCs/>
                 <w:i w:val="false"/>
                 <w:iCs w:val="false"/>
-                <w:sz w:val="18"/>
-                <w:szCs w:val="18"/>
+                <w:sz w:val="26"/>
+                <w:szCs w:val="26"/>
               </w:rPr>
               <w:t xml:space="preserve">PARTIE 1 — Portes, fenêtres, meubles  (séance en groupe)</w:t>
             </w:r>
@@ -639,7 +639,7 @@
     </w:tbl>
     <w:p>
       <w:pPr>
-        <w:spacing w:after="40"/>
+        <w:spacing w:after="64"/>
       </w:pPr>
     </w:p>
     <w:tbl>
@@ -688,8 +688,8 @@
                 <w:bCs/>
                 <w:i w:val="false"/>
                 <w:iCs w:val="false"/>
-                <w:sz w:val="16"/>
-                <w:szCs w:val="16"/>
+                <w:sz w:val="24"/>
+                <w:szCs w:val="24"/>
               </w:rPr>
               <w:t xml:space="preserve">Fait</w:t>
             </w:r>
@@ -724,8 +724,8 @@
                 <w:bCs/>
                 <w:i w:val="false"/>
                 <w:iCs w:val="false"/>
-                <w:sz w:val="16"/>
-                <w:szCs w:val="16"/>
+                <w:sz w:val="24"/>
+                <w:szCs w:val="24"/>
               </w:rPr>
               <w:t xml:space="preserve">Étape</w:t>
             </w:r>
@@ -761,8 +761,8 @@
                 <w:bCs w:val="false"/>
                 <w:i w:val="false"/>
                 <w:iCs w:val="false"/>
-                <w:sz w:val="16"/>
-                <w:szCs w:val="16"/>
+                <w:sz w:val="24"/>
+                <w:szCs w:val="24"/>
               </w:rPr>
               <w:t xml:space="preserve">☐ 1</w:t>
             </w:r>
@@ -796,8 +796,8 @@
                 <w:bCs w:val="false"/>
                 <w:i w:val="false"/>
                 <w:iCs w:val="false"/>
-                <w:sz w:val="16"/>
-                <w:szCs w:val="16"/>
+                <w:sz w:val="24"/>
+                <w:szCs w:val="24"/>
               </w:rPr>
               <w:t xml:space="preserve">Bibliothèque → « Portes et fenêtres » : fais GLISSER une porte sur un mur (elle s'aimante). Place toutes tes portes.</w:t>
             </w:r>
@@ -833,8 +833,8 @@
                 <w:bCs w:val="false"/>
                 <w:i w:val="false"/>
                 <w:iCs w:val="false"/>
-                <w:sz w:val="16"/>
-                <w:szCs w:val="16"/>
+                <w:sz w:val="24"/>
+                <w:szCs w:val="24"/>
               </w:rPr>
               <w:t xml:space="preserve">☐ 2</w:t>
             </w:r>
@@ -868,8 +868,8 @@
                 <w:bCs w:val="false"/>
                 <w:i w:val="false"/>
                 <w:iCs w:val="false"/>
-                <w:sz w:val="16"/>
-                <w:szCs w:val="16"/>
+                <w:sz w:val="24"/>
+                <w:szCs w:val="24"/>
               </w:rPr>
               <w:t xml:space="preserve">Place tes fenêtres : au moins UNE par pièce de vie (lumière + ventilation — souviens-toi du CDC : alizés !).</w:t>
             </w:r>
@@ -905,8 +905,8 @@
                 <w:bCs w:val="false"/>
                 <w:i w:val="false"/>
                 <w:iCs w:val="false"/>
-                <w:sz w:val="16"/>
-                <w:szCs w:val="16"/>
+                <w:sz w:val="24"/>
+                <w:szCs w:val="24"/>
               </w:rPr>
               <w:t xml:space="preserve">☐ 3</w:t>
             </w:r>
@@ -940,8 +940,8 @@
                 <w:bCs w:val="false"/>
                 <w:i w:val="false"/>
                 <w:iCs w:val="false"/>
-                <w:sz w:val="16"/>
-                <w:szCs w:val="16"/>
+                <w:sz w:val="24"/>
+                <w:szCs w:val="24"/>
               </w:rPr>
               <w:t xml:space="preserve">Bibliothèque → choisis la catégorie de pièce (Chambre, Cuisine…) et glisse les meubles essentiels dans chaque pièce.</w:t>
             </w:r>
@@ -977,8 +977,8 @@
                 <w:bCs w:val="false"/>
                 <w:i w:val="false"/>
                 <w:iCs w:val="false"/>
-                <w:sz w:val="16"/>
-                <w:szCs w:val="16"/>
+                <w:sz w:val="24"/>
+                <w:szCs w:val="24"/>
               </w:rPr>
               <w:t xml:space="preserve">☐ 4</w:t>
             </w:r>
@@ -1012,8 +1012,8 @@
                 <w:bCs w:val="false"/>
                 <w:i w:val="false"/>
                 <w:iCs w:val="false"/>
-                <w:sz w:val="16"/>
-                <w:szCs w:val="16"/>
+                <w:sz w:val="24"/>
+                <w:szCs w:val="24"/>
               </w:rPr>
               <w:t xml:space="preserve">Zone 4 : fais tourner la vue 3D. Vérifie qu'on peut circuler (aucun meuble ne bloque une porte).</w:t>
             </w:r>
@@ -1023,7 +1023,7 @@
     </w:tbl>
     <w:p>
       <w:pPr>
-        <w:spacing w:after="50"/>
+        <w:spacing w:after="80"/>
       </w:pPr>
     </w:p>
     <w:tbl>
@@ -1071,8 +1071,8 @@
                 <w:bCs/>
                 <w:i w:val="false"/>
                 <w:iCs w:val="false"/>
-                <w:sz w:val="18"/>
-                <w:szCs w:val="18"/>
+                <w:sz w:val="26"/>
+                <w:szCs w:val="26"/>
               </w:rPr>
               <w:t xml:space="preserve">PARTIE 2 — Je livre mon dossier client</w:t>
             </w:r>
@@ -1082,7 +1082,7 @@
     </w:tbl>
     <w:p>
       <w:pPr>
-        <w:spacing w:after="40"/>
+        <w:spacing w:after="64"/>
       </w:pPr>
     </w:p>
     <w:tbl>
@@ -1131,8 +1131,8 @@
                 <w:bCs/>
                 <w:i w:val="false"/>
                 <w:iCs w:val="false"/>
-                <w:sz w:val="16"/>
-                <w:szCs w:val="16"/>
+                <w:sz w:val="24"/>
+                <w:szCs w:val="24"/>
               </w:rPr>
               <w:t xml:space="preserve">Fait</w:t>
             </w:r>
@@ -1167,8 +1167,8 @@
                 <w:bCs/>
                 <w:i w:val="false"/>
                 <w:iCs w:val="false"/>
-                <w:sz w:val="16"/>
-                <w:szCs w:val="16"/>
+                <w:sz w:val="24"/>
+                <w:szCs w:val="24"/>
               </w:rPr>
               <w:t xml:space="preserve">Étape</w:t>
             </w:r>
@@ -1204,8 +1204,8 @@
                 <w:bCs w:val="false"/>
                 <w:i w:val="false"/>
                 <w:iCs w:val="false"/>
-                <w:sz w:val="16"/>
-                <w:szCs w:val="16"/>
+                <w:sz w:val="24"/>
+                <w:szCs w:val="24"/>
               </w:rPr>
               <w:t xml:space="preserve">☐ 5</w:t>
             </w:r>
@@ -1239,8 +1239,8 @@
                 <w:bCs w:val="false"/>
                 <w:i w:val="false"/>
                 <w:iCs w:val="false"/>
-                <w:sz w:val="16"/>
-                <w:szCs w:val="16"/>
+                <w:sz w:val="24"/>
+                <w:szCs w:val="24"/>
               </w:rPr>
               <w:t xml:space="preserve">Capture d'écran de la vue 2D (plan) → colle-la dans un document texte NOM_S5A04.</w:t>
             </w:r>
@@ -1276,8 +1276,8 @@
                 <w:bCs w:val="false"/>
                 <w:i w:val="false"/>
                 <w:iCs w:val="false"/>
-                <w:sz w:val="16"/>
-                <w:szCs w:val="16"/>
+                <w:sz w:val="24"/>
+                <w:szCs w:val="24"/>
               </w:rPr>
               <w:t xml:space="preserve">☐ 6</w:t>
             </w:r>
@@ -1311,8 +1311,8 @@
                 <w:bCs w:val="false"/>
                 <w:i w:val="false"/>
                 <w:iCs w:val="false"/>
-                <w:sz w:val="16"/>
-                <w:szCs w:val="16"/>
+                <w:sz w:val="24"/>
+                <w:szCs w:val="24"/>
               </w:rPr>
               <w:t xml:space="preserve">Capture de la vue 3D → colle-la dessous. Réduis les images si besoin (poignées d'angle).</w:t>
             </w:r>
@@ -1348,8 +1348,8 @@
                 <w:bCs w:val="false"/>
                 <w:i w:val="false"/>
                 <w:iCs w:val="false"/>
-                <w:sz w:val="16"/>
-                <w:szCs w:val="16"/>
+                <w:sz w:val="24"/>
+                <w:szCs w:val="24"/>
               </w:rPr>
               <w:t xml:space="preserve">☐ 7</w:t>
             </w:r>
@@ -1383,8 +1383,8 @@
                 <w:bCs w:val="false"/>
                 <w:i w:val="false"/>
                 <w:iCs w:val="false"/>
-                <w:sz w:val="16"/>
-                <w:szCs w:val="16"/>
+                <w:sz w:val="24"/>
+                <w:szCs w:val="24"/>
               </w:rPr>
               <w:t xml:space="preserve">Enregistre le document dans TECHNO/SEQ05. ✋ Vérification professeur.</w:t>
             </w:r>
@@ -1394,7 +1394,7 @@
     </w:tbl>
     <w:p>
       <w:pPr>
-        <w:spacing w:after="50"/>
+        <w:spacing w:after="80"/>
       </w:pPr>
     </w:p>
     <w:tbl>
@@ -1442,8 +1442,8 @@
                 <w:bCs/>
                 <w:i w:val="false"/>
                 <w:iCs w:val="false"/>
-                <w:sz w:val="18"/>
-                <w:szCs w:val="18"/>
+                <w:sz w:val="26"/>
+                <w:szCs w:val="26"/>
               </w:rPr>
               <w:t xml:space="preserve">PARTIE 3 — Auto-critique de l'architecte</w:t>
             </w:r>
@@ -1453,12 +1453,12 @@
     </w:tbl>
     <w:p>
       <w:pPr>
-        <w:spacing w:after="40"/>
+        <w:spacing w:after="64"/>
       </w:pPr>
     </w:p>
     <w:p>
       <w:pPr>
-        <w:spacing w:after="30"/>
+        <w:spacing w:after="48"/>
       </w:pPr>
       <w:r>
         <w:rPr>
@@ -1467,15 +1467,15 @@
           <w:bCs w:val="false"/>
           <w:i w:val="false"/>
           <w:iCs w:val="false"/>
-          <w:sz w:val="16"/>
-          <w:szCs w:val="16"/>
+          <w:sz w:val="24"/>
+          <w:szCs w:val="24"/>
         </w:rPr>
         <w:t xml:space="preserve">3a. Deux défauts que je vois dans ma construction :</w:t>
       </w:r>
     </w:p>
     <w:p>
       <w:pPr>
-        <w:spacing w:after="80"/>
+        <w:spacing w:after="128"/>
       </w:pPr>
       <w:r>
         <w:rPr>
@@ -1484,15 +1484,15 @@
           <w:bCs w:val="false"/>
           <w:i w:val="false"/>
           <w:iCs w:val="false"/>
-          <w:sz w:val="16"/>
-          <w:szCs w:val="16"/>
+          <w:sz w:val="24"/>
+          <w:szCs w:val="24"/>
         </w:rPr>
-        <w:t xml:space="preserve">........................................................................................................................</w:t>
+        <w:t xml:space="preserve">..............................................................................</w:t>
       </w:r>
     </w:p>
     <w:p>
       <w:pPr>
-        <w:spacing w:after="80"/>
+        <w:spacing w:after="128"/>
       </w:pPr>
       <w:r>
         <w:rPr>
@@ -1501,15 +1501,15 @@
           <w:bCs w:val="false"/>
           <w:i w:val="false"/>
           <w:iCs w:val="false"/>
-          <w:sz w:val="16"/>
-          <w:szCs w:val="16"/>
+          <w:sz w:val="24"/>
+          <w:szCs w:val="24"/>
         </w:rPr>
-        <w:t xml:space="preserve">........................................................................................................................</w:t>
+        <w:t xml:space="preserve">..............................................................................</w:t>
       </w:r>
     </w:p>
     <w:p>
       <w:pPr>
-        <w:spacing w:after="30"/>
+        <w:spacing w:after="48"/>
       </w:pPr>
       <w:r>
         <w:rPr>
@@ -1518,15 +1518,15 @@
           <w:bCs w:val="false"/>
           <w:i w:val="false"/>
           <w:iCs w:val="false"/>
-          <w:sz w:val="16"/>
-          <w:szCs w:val="16"/>
+          <w:sz w:val="24"/>
+          <w:szCs w:val="24"/>
         </w:rPr>
         <w:t xml:space="preserve">3b. L'amélioration que je ferais en premier, et pourquoi :</w:t>
       </w:r>
     </w:p>
     <w:p>
       <w:pPr>
-        <w:spacing w:after="80"/>
+        <w:spacing w:after="128"/>
       </w:pPr>
       <w:r>
         <w:rPr>
@@ -1535,15 +1535,15 @@
           <w:bCs w:val="false"/>
           <w:i w:val="false"/>
           <w:iCs w:val="false"/>
-          <w:sz w:val="16"/>
-          <w:szCs w:val="16"/>
+          <w:sz w:val="24"/>
+          <w:szCs w:val="24"/>
         </w:rPr>
-        <w:t xml:space="preserve">........................................................................................................................</w:t>
+        <w:t xml:space="preserve">..............................................................................</w:t>
       </w:r>
     </w:p>
     <w:p>
       <w:pPr>
-        <w:spacing w:after="40"/>
+        <w:spacing w:after="64"/>
       </w:pPr>
     </w:p>
     <w:tbl>
@@ -1582,7 +1582,7 @@
           </w:tcPr>
           <w:p>
             <w:pPr>
-              <w:spacing w:after="60"/>
+              <w:spacing w:after="96"/>
             </w:pPr>
             <w:r>
               <w:rPr>
@@ -1591,61 +1591,61 @@
                 <w:bCs/>
                 <w:i w:val="false"/>
                 <w:iCs w:val="false"/>
-                <w:sz w:val="18"/>
-                <w:szCs w:val="18"/>
+                <w:sz w:val="26"/>
+                <w:szCs w:val="26"/>
               </w:rPr>
               <w:t xml:space="preserve">BILAN — ce que je retiens</w:t>
             </w:r>
           </w:p>
           <w:p>
             <w:pPr>
-              <w:spacing w:after="60"/>
-            </w:pPr>
-            <w:r>
-              <w:rPr>
-                <w:rFonts w:ascii="Arial" w:cs="Arial" w:eastAsia="Arial" w:hAnsi="Arial"/>
-                <w:b w:val="false"/>
-                <w:bCs w:val="false"/>
-                <w:i w:val="false"/>
-                <w:iCs w:val="false"/>
-                <w:sz w:val="16"/>
-                <w:szCs w:val="16"/>
-              </w:rPr>
-              <w:t xml:space="preserve">• Les portes et fenêtres se posent en les faisant ...................................... sur un mur.</w:t>
-            </w:r>
-          </w:p>
-          <w:p>
-            <w:pPr>
-              <w:spacing w:after="60"/>
-            </w:pPr>
-            <w:r>
-              <w:rPr>
-                <w:rFonts w:ascii="Arial" w:cs="Arial" w:eastAsia="Arial" w:hAnsi="Arial"/>
-                <w:b w:val="false"/>
-                <w:bCs w:val="false"/>
-                <w:i w:val="false"/>
-                <w:iCs w:val="false"/>
-                <w:sz w:val="16"/>
-                <w:szCs w:val="16"/>
-              </w:rPr>
-              <w:t xml:space="preserve">• La vue ............ sert à dessiner, la vue ............ sert à vérifier et à présenter.</w:t>
-            </w:r>
-          </w:p>
-          <w:p>
-            <w:pPr>
-              <w:spacing w:after="60"/>
-            </w:pPr>
-            <w:r>
-              <w:rPr>
-                <w:rFonts w:ascii="Arial" w:cs="Arial" w:eastAsia="Arial" w:hAnsi="Arial"/>
-                <w:b w:val="false"/>
-                <w:bCs w:val="false"/>
-                <w:i w:val="false"/>
-                <w:iCs w:val="false"/>
-                <w:sz w:val="16"/>
-                <w:szCs w:val="16"/>
-              </w:rPr>
-              <w:t xml:space="preserve">• Un bon architecte sait repérer les ...................................... de sa propre construction.</w:t>
+              <w:spacing w:after="96"/>
+            </w:pPr>
+            <w:r>
+              <w:rPr>
+                <w:rFonts w:ascii="Arial" w:cs="Arial" w:eastAsia="Arial" w:hAnsi="Arial"/>
+                <w:b w:val="false"/>
+                <w:bCs w:val="false"/>
+                <w:i w:val="false"/>
+                <w:iCs w:val="false"/>
+                <w:sz w:val="24"/>
+                <w:szCs w:val="24"/>
+              </w:rPr>
+              <w:t xml:space="preserve">• Les portes et fenêtres se posent en les faisant .................... sur un mur.</w:t>
+            </w:r>
+          </w:p>
+          <w:p>
+            <w:pPr>
+              <w:spacing w:after="96"/>
+            </w:pPr>
+            <w:r>
+              <w:rPr>
+                <w:rFonts w:ascii="Arial" w:cs="Arial" w:eastAsia="Arial" w:hAnsi="Arial"/>
+                <w:b w:val="false"/>
+                <w:bCs w:val="false"/>
+                <w:i w:val="false"/>
+                <w:iCs w:val="false"/>
+                <w:sz w:val="24"/>
+                <w:szCs w:val="24"/>
+              </w:rPr>
+              <w:t xml:space="preserve">• La vue ...... sert à dessiner, la vue ...... sert à vérifier et à présenter.</w:t>
+            </w:r>
+          </w:p>
+          <w:p>
+            <w:pPr>
+              <w:spacing w:after="96"/>
+            </w:pPr>
+            <w:r>
+              <w:rPr>
+                <w:rFonts w:ascii="Arial" w:cs="Arial" w:eastAsia="Arial" w:hAnsi="Arial"/>
+                <w:b w:val="false"/>
+                <w:bCs w:val="false"/>
+                <w:i w:val="false"/>
+                <w:iCs w:val="false"/>
+                <w:sz w:val="24"/>
+                <w:szCs w:val="24"/>
+              </w:rPr>
+              <w:t xml:space="preserve">• Un bon architecte sait repérer les .................... de sa propre construction.</w:t>
             </w:r>
           </w:p>
         </w:tc>
@@ -1663,8 +1663,8 @@
           <w:bCs w:val="false"/>
           <w:i/>
           <w:iCs/>
-          <w:sz w:val="16"/>
-          <w:szCs w:val="16"/>
+          <w:sz w:val="24"/>
+          <w:szCs w:val="24"/>
         </w:rPr>
         <w:t xml:space="preserve">« Le regard critique est l'outil le plus précis du concepteur. »</w:t>
       </w:r>
@@ -1858,8 +1858,8 @@
     <w:rPrDefault>
       <w:rPr>
         <w:rFonts w:ascii="Arial" w:cs="Arial" w:eastAsia="Arial" w:hAnsi="Arial"/>
-        <w:sz w:val="16"/>
-        <w:szCs w:val="16"/>
+        <w:sz w:val="24"/>
+        <w:szCs w:val="24"/>
       </w:rPr>
     </w:rPrDefault>
     <w:pPrDefault/>

--- a/public/2026/seq05/FICHE_S5-A04_SweetHome2_5eme.docx
+++ b/public/2026/seq05/FICHE_S5-A04_SweetHome2_5eme.docx
@@ -21,6 +21,9 @@
         <w:gridCol w:w="1200"/>
       </w:tblGrid>
       <w:tr>
+        <w:trPr>
+          <w:cantSplit/>
+        </w:trPr>
         <w:tc>
           <w:tcPr>
             <w:tcW w:type="dxa" w:w="1266"/>
@@ -210,6 +213,32 @@
               <w:t xml:space="preserve">ACTIVITÉ N°04</w:t>
             </w:r>
           </w:p>
+          <w:p>
+            <w:pPr>
+              <w:spacing w:after="0"/>
+            </w:pPr>
+            <w:r>
+              <w:rPr>
+                <w:rFonts w:ascii="Arial" w:cs="Arial" w:eastAsia="Arial" w:hAnsi="Arial"/>
+                <w:sz w:val="14"/>
+                <w:szCs w:val="14"/>
+              </w:rPr>
+              <w:t xml:space="preserve">NOM : ..............................</w:t>
+            </w:r>
+          </w:p>
+          <w:p>
+            <w:pPr>
+              <w:spacing w:after="0"/>
+            </w:pPr>
+            <w:r>
+              <w:rPr>
+                <w:rFonts w:ascii="Arial" w:cs="Arial" w:eastAsia="Arial" w:hAnsi="Arial"/>
+                <w:sz w:val="14"/>
+                <w:szCs w:val="14"/>
+              </w:rPr>
+              <w:t xml:space="preserve">PRÉNOM : .........................</w:t>
+            </w:r>
+          </w:p>
         </w:tc>
         <w:tc>
           <w:tcPr>
@@ -295,149 +324,48 @@
         </w:tblBorders>
       </w:tblPr>
       <w:tblGrid>
-        <w:gridCol w:w="2340"/>
-        <w:gridCol w:w="2340"/>
-        <w:gridCol w:w="2340"/>
-        <w:gridCol w:w="2340"/>
+        <w:gridCol w:w="9360"/>
       </w:tblGrid>
       <w:tr>
-        <w:tc>
-          <w:tcPr>
-            <w:tcW w:type="dxa" w:w="2340"/>
-            <w:tcBorders>
-              <w:top w:val="single" w:color="000000" w:sz="6"/>
-              <w:left w:val="single" w:color="000000" w:sz="6"/>
-              <w:bottom w:val="single" w:color="000000" w:sz="6"/>
-              <w:right w:val="single" w:color="000000" w:sz="6"/>
-            </w:tcBorders>
-            <w:tcMar>
-              <w:top w:type="dxa" w:w="40"/>
-              <w:left w:type="dxa" w:w="80"/>
-              <w:bottom w:type="dxa" w:w="40"/>
-              <w:right w:type="dxa" w:w="80"/>
-            </w:tcMar>
-            <w:vAlign w:val="center"/>
-          </w:tcPr>
-          <w:p>
-            <w:pPr>
-              <w:spacing w:after="0"/>
-            </w:pPr>
-            <w:r>
-              <w:rPr>
-                <w:rFonts w:ascii="Arial" w:cs="Arial" w:eastAsia="Arial" w:hAnsi="Arial"/>
-                <w:b w:val="false"/>
-                <w:bCs w:val="false"/>
-                <w:i w:val="false"/>
-                <w:iCs w:val="false"/>
-                <w:sz w:val="24"/>
-                <w:szCs w:val="24"/>
-              </w:rPr>
-              <w:t xml:space="preserve">NOM : </w:t>
-            </w:r>
-          </w:p>
-        </w:tc>
-        <w:tc>
-          <w:tcPr>
-            <w:tcW w:type="dxa" w:w="2340"/>
-            <w:tcBorders>
-              <w:top w:val="single" w:color="000000" w:sz="6"/>
-              <w:left w:val="single" w:color="000000" w:sz="6"/>
-              <w:bottom w:val="single" w:color="000000" w:sz="6"/>
-              <w:right w:val="single" w:color="000000" w:sz="6"/>
-            </w:tcBorders>
-            <w:tcMar>
-              <w:top w:type="dxa" w:w="40"/>
-              <w:left w:type="dxa" w:w="80"/>
-              <w:bottom w:type="dxa" w:w="40"/>
-              <w:right w:type="dxa" w:w="80"/>
-            </w:tcMar>
-            <w:vAlign w:val="center"/>
-          </w:tcPr>
-          <w:p>
-            <w:pPr>
-              <w:spacing w:after="0"/>
-            </w:pPr>
-            <w:r>
-              <w:rPr>
-                <w:rFonts w:ascii="Arial" w:cs="Arial" w:eastAsia="Arial" w:hAnsi="Arial"/>
-                <w:b w:val="false"/>
-                <w:bCs w:val="false"/>
-                <w:i w:val="false"/>
-                <w:iCs w:val="false"/>
-                <w:sz w:val="24"/>
-                <w:szCs w:val="24"/>
-              </w:rPr>
-              <w:t xml:space="preserve">PRÉNOM : </w:t>
-            </w:r>
-          </w:p>
-        </w:tc>
-        <w:tc>
-          <w:tcPr>
-            <w:tcW w:type="dxa" w:w="2340"/>
-            <w:tcBorders>
-              <w:top w:val="single" w:color="000000" w:sz="6"/>
-              <w:left w:val="single" w:color="000000" w:sz="6"/>
-              <w:bottom w:val="single" w:color="000000" w:sz="6"/>
-              <w:right w:val="single" w:color="000000" w:sz="6"/>
-            </w:tcBorders>
-            <w:tcMar>
-              <w:top w:type="dxa" w:w="40"/>
-              <w:left w:type="dxa" w:w="80"/>
-              <w:bottom w:type="dxa" w:w="40"/>
-              <w:right w:type="dxa" w:w="80"/>
-            </w:tcMar>
-            <w:vAlign w:val="center"/>
-          </w:tcPr>
-          <w:p>
-            <w:pPr>
-              <w:spacing w:after="0"/>
-            </w:pPr>
-            <w:r>
-              <w:rPr>
-                <w:rFonts w:ascii="Arial" w:cs="Arial" w:eastAsia="Arial" w:hAnsi="Arial"/>
-                <w:b w:val="false"/>
-                <w:bCs w:val="false"/>
-                <w:i w:val="false"/>
-                <w:iCs w:val="false"/>
-                <w:sz w:val="24"/>
-                <w:szCs w:val="24"/>
-              </w:rPr>
-              <w:t xml:space="preserve">CLASSE : </w:t>
-            </w:r>
-          </w:p>
-        </w:tc>
-        <w:tc>
-          <w:tcPr>
-            <w:tcW w:type="dxa" w:w="2340"/>
-            <w:tcBorders>
-              <w:top w:val="single" w:color="000000" w:sz="6"/>
-              <w:left w:val="single" w:color="000000" w:sz="6"/>
-              <w:bottom w:val="single" w:color="000000" w:sz="6"/>
-              <w:right w:val="single" w:color="000000" w:sz="6"/>
-            </w:tcBorders>
-            <w:tcMar>
-              <w:top w:type="dxa" w:w="40"/>
-              <w:left w:type="dxa" w:w="80"/>
-              <w:bottom w:type="dxa" w:w="40"/>
-              <w:right w:type="dxa" w:w="80"/>
-            </w:tcMar>
-            <w:vAlign w:val="center"/>
-          </w:tcPr>
-          <w:p>
-            <w:pPr>
-              <w:spacing w:after="0"/>
-            </w:pPr>
-            <w:r>
-              <w:rPr>
-                <w:rFonts w:ascii="Arial" w:cs="Arial" w:eastAsia="Arial" w:hAnsi="Arial"/>
-                <w:b w:val="false"/>
-                <w:bCs w:val="false"/>
-                <w:i w:val="false"/>
-                <w:iCs w:val="false"/>
-                <w:sz w:val="24"/>
-                <w:szCs w:val="24"/>
-              </w:rPr>
-              <w:t xml:space="preserve">MAISON : </w:t>
+        <w:trPr>
+          <w:cantSplit/>
+        </w:trPr>
+        <w:tc>
+          <w:tcPr>
+            <w:tcW w:type="dxa" w:w="9360"/>
+            <w:tcBorders>
+              <w:top w:val="single" w:color="000000" w:sz="6"/>
+              <w:left w:val="single" w:color="000000" w:sz="6"/>
+              <w:bottom w:val="single" w:color="000000" w:sz="6"/>
+              <w:right w:val="single" w:color="000000" w:sz="6"/>
+            </w:tcBorders>
+            <w:shd w:fill="D9D9D9" w:val="clear"/>
+            <w:tcMar>
+              <w:top w:type="dxa" w:w="40"/>
+              <w:left w:type="dxa" w:w="80"/>
+              <w:bottom w:type="dxa" w:w="40"/>
+              <w:right w:type="dxa" w:w="80"/>
+            </w:tcMar>
+            <w:vAlign w:val="center"/>
+          </w:tcPr>
+          <w:p>
+            <w:pPr>
+              <w:keepNext/>
+              <w:keepLines/>
+              <w:spacing w:after="0"/>
+              <w:jc w:val="center"/>
+            </w:pPr>
+            <w:r>
+              <w:rPr>
+                <w:rFonts w:ascii="Arial" w:cs="Arial" w:eastAsia="Arial" w:hAnsi="Arial"/>
+                <w:b/>
+                <w:bCs/>
+                <w:i w:val="false"/>
+                <w:iCs w:val="false"/>
+                <w:sz w:val="32"/>
+                <w:szCs w:val="32"/>
+              </w:rPr>
+              <w:t xml:space="preserve">SWEET HOME 3D (2) : OUVERTURES, MEUBLES ET VUES</w:t>
             </w:r>
           </w:p>
         </w:tc>
@@ -445,6 +373,8 @@
     </w:tbl>
     <w:p>
       <w:pPr>
+        <w:keepNext/>
+        <w:keepLines/>
         <w:spacing w:after="128"/>
       </w:pPr>
     </w:p>
@@ -464,66 +394,9 @@
         <w:gridCol w:w="9360"/>
       </w:tblGrid>
       <w:tr>
-        <w:tc>
-          <w:tcPr>
-            <w:tcW w:type="dxa" w:w="9360"/>
-            <w:tcBorders>
-              <w:top w:val="single" w:color="000000" w:sz="6"/>
-              <w:left w:val="single" w:color="000000" w:sz="6"/>
-              <w:bottom w:val="single" w:color="000000" w:sz="6"/>
-              <w:right w:val="single" w:color="000000" w:sz="6"/>
-            </w:tcBorders>
-            <w:shd w:fill="D9D9D9" w:val="clear"/>
-            <w:tcMar>
-              <w:top w:type="dxa" w:w="40"/>
-              <w:left w:type="dxa" w:w="80"/>
-              <w:bottom w:type="dxa" w:w="40"/>
-              <w:right w:type="dxa" w:w="80"/>
-            </w:tcMar>
-            <w:vAlign w:val="center"/>
-          </w:tcPr>
-          <w:p>
-            <w:pPr>
-              <w:spacing w:after="0"/>
-              <w:jc w:val="center"/>
-            </w:pPr>
-            <w:r>
-              <w:rPr>
-                <w:rFonts w:ascii="Arial" w:cs="Arial" w:eastAsia="Arial" w:hAnsi="Arial"/>
-                <w:b/>
-                <w:bCs/>
-                <w:i w:val="false"/>
-                <w:iCs w:val="false"/>
-                <w:sz w:val="32"/>
-                <w:szCs w:val="32"/>
-              </w:rPr>
-              <w:t xml:space="preserve">SWEET HOME 3D (2) : OUVERTURES, MEUBLES ET VUES</w:t>
-            </w:r>
-          </w:p>
-        </w:tc>
-      </w:tr>
-    </w:tbl>
-    <w:p>
-      <w:pPr>
-        <w:spacing w:after="128"/>
-      </w:pPr>
-    </w:p>
-    <w:tbl>
-      <w:tblPr>
-        <w:tblW w:type="dxa" w:w="9360"/>
-        <w:tblBorders>
-          <w:top w:val="single" w:color="auto" w:sz="4"/>
-          <w:left w:val="single" w:color="auto" w:sz="4"/>
-          <w:bottom w:val="single" w:color="auto" w:sz="4"/>
-          <w:right w:val="single" w:color="auto" w:sz="4"/>
-          <w:insideH w:val="single" w:color="auto" w:sz="4"/>
-          <w:insideV w:val="single" w:color="auto" w:sz="4"/>
-        </w:tblBorders>
-      </w:tblPr>
-      <w:tblGrid>
-        <w:gridCol w:w="9360"/>
-      </w:tblGrid>
-      <w:tr>
+        <w:trPr>
+          <w:cantSplit/>
+        </w:trPr>
         <w:tc>
           <w:tcPr>
             <w:tcW w:type="dxa" w:w="9360"/>
@@ -543,6 +416,8 @@
           </w:tcPr>
           <w:p>
             <w:pPr>
+              <w:keepNext/>
+              <w:keepLines/>
               <w:spacing w:after="96"/>
             </w:pPr>
             <w:r>
@@ -560,6 +435,8 @@
           </w:p>
           <w:p>
             <w:pPr>
+              <w:keepNext/>
+              <w:keepLines/>
               <w:spacing w:after="0"/>
             </w:pPr>
             <w:r>
@@ -580,67 +457,30 @@
     </w:tbl>
     <w:p>
       <w:pPr>
-        <w:spacing w:after="128"/>
-      </w:pPr>
-    </w:p>
-    <w:tbl>
-      <w:tblPr>
-        <w:tblW w:type="dxa" w:w="9360"/>
-        <w:tblBorders>
-          <w:top w:val="single" w:color="auto" w:sz="4"/>
-          <w:left w:val="single" w:color="auto" w:sz="4"/>
-          <w:bottom w:val="single" w:color="auto" w:sz="4"/>
-          <w:right w:val="single" w:color="auto" w:sz="4"/>
-          <w:insideH w:val="single" w:color="auto" w:sz="4"/>
-          <w:insideV w:val="single" w:color="auto" w:sz="4"/>
-        </w:tblBorders>
-      </w:tblPr>
-      <w:tblGrid>
-        <w:gridCol w:w="9360"/>
-      </w:tblGrid>
-      <w:tr>
-        <w:tc>
-          <w:tcPr>
-            <w:tcW w:type="dxa" w:w="9360"/>
-            <w:tcBorders>
-              <w:top w:val="single" w:color="000000" w:sz="6"/>
-              <w:left w:val="single" w:color="000000" w:sz="6"/>
-              <w:bottom w:val="single" w:color="000000" w:sz="6"/>
-              <w:right w:val="single" w:color="000000" w:sz="6"/>
-            </w:tcBorders>
-            <w:shd w:fill="F2F2F2" w:val="clear"/>
-            <w:tcMar>
-              <w:top w:type="dxa" w:w="40"/>
-              <w:left w:type="dxa" w:w="80"/>
-              <w:bottom w:type="dxa" w:w="40"/>
-              <w:right w:type="dxa" w:w="80"/>
-            </w:tcMar>
-            <w:vAlign w:val="center"/>
-          </w:tcPr>
-          <w:p>
-            <w:pPr>
-              <w:spacing w:after="0"/>
-            </w:pPr>
-            <w:r>
-              <w:rPr>
-                <w:rFonts w:ascii="Arial" w:cs="Arial" w:eastAsia="Arial" w:hAnsi="Arial"/>
-                <w:b/>
-                <w:bCs/>
-                <w:i w:val="false"/>
-                <w:iCs w:val="false"/>
-                <w:sz w:val="26"/>
-                <w:szCs w:val="26"/>
-              </w:rPr>
-              <w:t xml:space="preserve">PARTIE 1 — Portes, fenêtres, meubles  (séance en groupe)</w:t>
-            </w:r>
-          </w:p>
-        </w:tc>
-      </w:tr>
-    </w:tbl>
-    <w:p>
-      <w:pPr>
-        <w:spacing w:after="64"/>
-      </w:pPr>
+        <w:keepNext/>
+        <w:keepLines/>
+        <w:pBdr>
+          <w:top w:val="single" w:color="000000" w:sz="6" w:space="4"/>
+          <w:left w:val="single" w:color="000000" w:sz="6" w:space="4"/>
+          <w:bottom w:val="single" w:color="000000" w:sz="6" w:space="4"/>
+          <w:right w:val="single" w:color="000000" w:sz="6" w:space="4"/>
+        </w:pBdr>
+        <w:shd w:val="clear" w:color="auto" w:fill="D9D9D9"/>
+        <w:spacing w:before="150" w:after="130"/>
+        <w:ind w:left="0" w:right="1106"/>
+      </w:pPr>
+      <w:r>
+        <w:rPr>
+          <w:rFonts w:ascii="Arial" w:cs="Arial" w:eastAsia="Arial" w:hAnsi="Arial"/>
+          <w:b/>
+          <w:bCs/>
+          <w:i w:val="false"/>
+          <w:iCs w:val="false"/>
+          <w:sz w:val="26"/>
+          <w:szCs w:val="26"/>
+        </w:rPr>
+        <w:t xml:space="preserve">PARTIE 1 — Portes, fenêtres, meubles  (séance en groupe)</w:t>
+      </w:r>
     </w:p>
     <w:tbl>
       <w:tblPr>
@@ -659,6 +499,9 @@
         <w:gridCol w:w="8460"/>
       </w:tblGrid>
       <w:tr>
+        <w:trPr>
+          <w:cantSplit/>
+        </w:trPr>
         <w:tc>
           <w:tcPr>
             <w:tcW w:type="dxa" w:w="900"/>
@@ -679,6 +522,8 @@
           </w:tcPr>
           <w:p>
             <w:pPr>
+              <w:keepNext/>
+              <w:keepLines/>
               <w:spacing w:after="0"/>
             </w:pPr>
             <w:r>
@@ -715,6 +560,8 @@
           </w:tcPr>
           <w:p>
             <w:pPr>
+              <w:keepNext/>
+              <w:keepLines/>
               <w:spacing w:after="0"/>
             </w:pPr>
             <w:r>
@@ -733,6 +580,9 @@
         </w:tc>
       </w:tr>
       <w:tr>
+        <w:trPr>
+          <w:cantSplit/>
+        </w:trPr>
         <w:tc>
           <w:tcPr>
             <w:tcW w:type="dxa" w:w="900"/>
@@ -752,6 +602,8 @@
           </w:tcPr>
           <w:p>
             <w:pPr>
+              <w:keepNext/>
+              <w:keepLines/>
               <w:spacing w:after="0"/>
             </w:pPr>
             <w:r>
@@ -787,6 +639,8 @@
           </w:tcPr>
           <w:p>
             <w:pPr>
+              <w:keepNext/>
+              <w:keepLines/>
               <w:spacing w:after="0"/>
             </w:pPr>
             <w:r>
@@ -805,6 +659,9 @@
         </w:tc>
       </w:tr>
       <w:tr>
+        <w:trPr>
+          <w:cantSplit/>
+        </w:trPr>
         <w:tc>
           <w:tcPr>
             <w:tcW w:type="dxa" w:w="900"/>
@@ -824,6 +681,8 @@
           </w:tcPr>
           <w:p>
             <w:pPr>
+              <w:keepNext/>
+              <w:keepLines/>
               <w:spacing w:after="0"/>
             </w:pPr>
             <w:r>
@@ -859,6 +718,8 @@
           </w:tcPr>
           <w:p>
             <w:pPr>
+              <w:keepNext/>
+              <w:keepLines/>
               <w:spacing w:after="0"/>
             </w:pPr>
             <w:r>
@@ -877,6 +738,9 @@
         </w:tc>
       </w:tr>
       <w:tr>
+        <w:trPr>
+          <w:cantSplit/>
+        </w:trPr>
         <w:tc>
           <w:tcPr>
             <w:tcW w:type="dxa" w:w="900"/>
@@ -896,6 +760,8 @@
           </w:tcPr>
           <w:p>
             <w:pPr>
+              <w:keepNext/>
+              <w:keepLines/>
               <w:spacing w:after="0"/>
             </w:pPr>
             <w:r>
@@ -931,6 +797,8 @@
           </w:tcPr>
           <w:p>
             <w:pPr>
+              <w:keepNext/>
+              <w:keepLines/>
               <w:spacing w:after="0"/>
             </w:pPr>
             <w:r>
@@ -949,6 +817,9 @@
         </w:tc>
       </w:tr>
       <w:tr>
+        <w:trPr>
+          <w:cantSplit/>
+        </w:trPr>
         <w:tc>
           <w:tcPr>
             <w:tcW w:type="dxa" w:w="900"/>
@@ -1023,67 +894,30 @@
     </w:tbl>
     <w:p>
       <w:pPr>
-        <w:spacing w:after="80"/>
-      </w:pPr>
-    </w:p>
-    <w:tbl>
-      <w:tblPr>
-        <w:tblW w:type="dxa" w:w="9360"/>
-        <w:tblBorders>
-          <w:top w:val="single" w:color="auto" w:sz="4"/>
-          <w:left w:val="single" w:color="auto" w:sz="4"/>
-          <w:bottom w:val="single" w:color="auto" w:sz="4"/>
-          <w:right w:val="single" w:color="auto" w:sz="4"/>
-          <w:insideH w:val="single" w:color="auto" w:sz="4"/>
-          <w:insideV w:val="single" w:color="auto" w:sz="4"/>
-        </w:tblBorders>
-      </w:tblPr>
-      <w:tblGrid>
-        <w:gridCol w:w="9360"/>
-      </w:tblGrid>
-      <w:tr>
-        <w:tc>
-          <w:tcPr>
-            <w:tcW w:type="dxa" w:w="9360"/>
-            <w:tcBorders>
-              <w:top w:val="single" w:color="000000" w:sz="6"/>
-              <w:left w:val="single" w:color="000000" w:sz="6"/>
-              <w:bottom w:val="single" w:color="000000" w:sz="6"/>
-              <w:right w:val="single" w:color="000000" w:sz="6"/>
-            </w:tcBorders>
-            <w:shd w:fill="F2F2F2" w:val="clear"/>
-            <w:tcMar>
-              <w:top w:type="dxa" w:w="40"/>
-              <w:left w:type="dxa" w:w="80"/>
-              <w:bottom w:type="dxa" w:w="40"/>
-              <w:right w:type="dxa" w:w="80"/>
-            </w:tcMar>
-            <w:vAlign w:val="center"/>
-          </w:tcPr>
-          <w:p>
-            <w:pPr>
-              <w:spacing w:after="0"/>
-            </w:pPr>
-            <w:r>
-              <w:rPr>
-                <w:rFonts w:ascii="Arial" w:cs="Arial" w:eastAsia="Arial" w:hAnsi="Arial"/>
-                <w:b/>
-                <w:bCs/>
-                <w:i w:val="false"/>
-                <w:iCs w:val="false"/>
-                <w:sz w:val="26"/>
-                <w:szCs w:val="26"/>
-              </w:rPr>
-              <w:t xml:space="preserve">PARTIE 2 — Je livre mon dossier client</w:t>
-            </w:r>
-          </w:p>
-        </w:tc>
-      </w:tr>
-    </w:tbl>
-    <w:p>
-      <w:pPr>
-        <w:spacing w:after="64"/>
-      </w:pPr>
+        <w:keepNext/>
+        <w:keepLines/>
+        <w:pBdr>
+          <w:top w:val="single" w:color="000000" w:sz="6" w:space="4"/>
+          <w:left w:val="single" w:color="000000" w:sz="6" w:space="4"/>
+          <w:bottom w:val="single" w:color="000000" w:sz="6" w:space="4"/>
+          <w:right w:val="single" w:color="000000" w:sz="6" w:space="4"/>
+        </w:pBdr>
+        <w:shd w:val="clear" w:color="auto" w:fill="D9D9D9"/>
+        <w:spacing w:before="150" w:after="130"/>
+        <w:ind w:left="0" w:right="1106"/>
+      </w:pPr>
+      <w:r>
+        <w:rPr>
+          <w:rFonts w:ascii="Arial" w:cs="Arial" w:eastAsia="Arial" w:hAnsi="Arial"/>
+          <w:b/>
+          <w:bCs/>
+          <w:i w:val="false"/>
+          <w:iCs w:val="false"/>
+          <w:sz w:val="26"/>
+          <w:szCs w:val="26"/>
+        </w:rPr>
+        <w:t xml:space="preserve">PARTIE 2 — Je livre mon dossier client</w:t>
+      </w:r>
     </w:p>
     <w:tbl>
       <w:tblPr>
@@ -1102,6 +936,9 @@
         <w:gridCol w:w="8460"/>
       </w:tblGrid>
       <w:tr>
+        <w:trPr>
+          <w:cantSplit/>
+        </w:trPr>
         <w:tc>
           <w:tcPr>
             <w:tcW w:type="dxa" w:w="900"/>
@@ -1122,6 +959,8 @@
           </w:tcPr>
           <w:p>
             <w:pPr>
+              <w:keepNext/>
+              <w:keepLines/>
               <w:spacing w:after="0"/>
             </w:pPr>
             <w:r>
@@ -1158,6 +997,8 @@
           </w:tcPr>
           <w:p>
             <w:pPr>
+              <w:keepNext/>
+              <w:keepLines/>
               <w:spacing w:after="0"/>
             </w:pPr>
             <w:r>
@@ -1176,6 +1017,9 @@
         </w:tc>
       </w:tr>
       <w:tr>
+        <w:trPr>
+          <w:cantSplit/>
+        </w:trPr>
         <w:tc>
           <w:tcPr>
             <w:tcW w:type="dxa" w:w="900"/>
@@ -1195,6 +1039,8 @@
           </w:tcPr>
           <w:p>
             <w:pPr>
+              <w:keepNext/>
+              <w:keepLines/>
               <w:spacing w:after="0"/>
             </w:pPr>
             <w:r>
@@ -1230,6 +1076,8 @@
           </w:tcPr>
           <w:p>
             <w:pPr>
+              <w:keepNext/>
+              <w:keepLines/>
               <w:spacing w:after="0"/>
             </w:pPr>
             <w:r>
@@ -1248,6 +1096,9 @@
         </w:tc>
       </w:tr>
       <w:tr>
+        <w:trPr>
+          <w:cantSplit/>
+        </w:trPr>
         <w:tc>
           <w:tcPr>
             <w:tcW w:type="dxa" w:w="900"/>
@@ -1267,6 +1118,8 @@
           </w:tcPr>
           <w:p>
             <w:pPr>
+              <w:keepNext/>
+              <w:keepLines/>
               <w:spacing w:after="0"/>
             </w:pPr>
             <w:r>
@@ -1302,6 +1155,8 @@
           </w:tcPr>
           <w:p>
             <w:pPr>
+              <w:keepNext/>
+              <w:keepLines/>
               <w:spacing w:after="0"/>
             </w:pPr>
             <w:r>
@@ -1320,6 +1175,9 @@
         </w:tc>
       </w:tr>
       <w:tr>
+        <w:trPr>
+          <w:cantSplit/>
+        </w:trPr>
         <w:tc>
           <w:tcPr>
             <w:tcW w:type="dxa" w:w="900"/>
@@ -1394,7 +1252,119 @@
     </w:tbl>
     <w:p>
       <w:pPr>
-        <w:spacing w:after="80"/>
+        <w:keepNext/>
+        <w:keepLines/>
+        <w:pBdr>
+          <w:top w:val="single" w:color="000000" w:sz="6" w:space="4"/>
+          <w:left w:val="single" w:color="000000" w:sz="6" w:space="4"/>
+          <w:bottom w:val="single" w:color="000000" w:sz="6" w:space="4"/>
+          <w:right w:val="single" w:color="000000" w:sz="6" w:space="4"/>
+        </w:pBdr>
+        <w:shd w:val="clear" w:color="auto" w:fill="D9D9D9"/>
+        <w:spacing w:before="150" w:after="130"/>
+        <w:ind w:left="0" w:right="1106"/>
+      </w:pPr>
+      <w:r>
+        <w:rPr>
+          <w:rFonts w:ascii="Arial" w:cs="Arial" w:eastAsia="Arial" w:hAnsi="Arial"/>
+          <w:b/>
+          <w:bCs/>
+          <w:i w:val="false"/>
+          <w:iCs w:val="false"/>
+          <w:sz w:val="26"/>
+          <w:szCs w:val="26"/>
+        </w:rPr>
+        <w:t xml:space="preserve">PARTIE 3 — Auto-critique de l'architecte</w:t>
+      </w:r>
+    </w:p>
+    <w:p>
+      <w:pPr>
+        <w:spacing w:after="48"/>
+      </w:pPr>
+      <w:r>
+        <w:rPr>
+          <w:rFonts w:ascii="Arial" w:cs="Arial" w:eastAsia="Arial" w:hAnsi="Arial"/>
+          <w:b w:val="false"/>
+          <w:bCs w:val="false"/>
+          <w:i w:val="false"/>
+          <w:iCs w:val="false"/>
+          <w:sz w:val="24"/>
+          <w:szCs w:val="24"/>
+        </w:rPr>
+        <w:t xml:space="preserve">3a. Deux défauts que je vois dans ma construction :</w:t>
+      </w:r>
+    </w:p>
+    <w:p>
+      <w:pPr>
+        <w:spacing w:after="128"/>
+      </w:pPr>
+      <w:r>
+        <w:rPr>
+          <w:rFonts w:ascii="Arial" w:cs="Arial" w:eastAsia="Arial" w:hAnsi="Arial"/>
+          <w:b w:val="false"/>
+          <w:bCs w:val="false"/>
+          <w:i w:val="false"/>
+          <w:iCs w:val="false"/>
+          <w:sz w:val="24"/>
+          <w:szCs w:val="24"/>
+        </w:rPr>
+        <w:t xml:space="preserve">..............................................................................</w:t>
+      </w:r>
+    </w:p>
+    <w:p>
+      <w:pPr>
+        <w:spacing w:after="128"/>
+      </w:pPr>
+      <w:r>
+        <w:rPr>
+          <w:rFonts w:ascii="Arial" w:cs="Arial" w:eastAsia="Arial" w:hAnsi="Arial"/>
+          <w:b w:val="false"/>
+          <w:bCs w:val="false"/>
+          <w:i w:val="false"/>
+          <w:iCs w:val="false"/>
+          <w:sz w:val="24"/>
+          <w:szCs w:val="24"/>
+        </w:rPr>
+        <w:t xml:space="preserve">..............................................................................</w:t>
+      </w:r>
+    </w:p>
+    <w:p>
+      <w:pPr>
+        <w:spacing w:after="48"/>
+      </w:pPr>
+      <w:r>
+        <w:rPr>
+          <w:rFonts w:ascii="Arial" w:cs="Arial" w:eastAsia="Arial" w:hAnsi="Arial"/>
+          <w:b w:val="false"/>
+          <w:bCs w:val="false"/>
+          <w:i w:val="false"/>
+          <w:iCs w:val="false"/>
+          <w:sz w:val="24"/>
+          <w:szCs w:val="24"/>
+        </w:rPr>
+        <w:t xml:space="preserve">3b. L'amélioration que je ferais en premier, et pourquoi :</w:t>
+      </w:r>
+    </w:p>
+    <w:p>
+      <w:pPr>
+        <w:spacing w:after="128"/>
+      </w:pPr>
+      <w:r>
+        <w:rPr>
+          <w:rFonts w:ascii="Arial" w:cs="Arial" w:eastAsia="Arial" w:hAnsi="Arial"/>
+          <w:b w:val="false"/>
+          <w:bCs w:val="false"/>
+          <w:i w:val="false"/>
+          <w:iCs w:val="false"/>
+          <w:sz w:val="24"/>
+          <w:szCs w:val="24"/>
+        </w:rPr>
+        <w:t xml:space="preserve">..............................................................................</w:t>
+      </w:r>
+    </w:p>
+    <w:p>
+      <w:pPr>
+        <w:spacing w:after="64"/>
       </w:pPr>
     </w:p>
     <w:tbl>
@@ -1413,155 +1383,9 @@
         <w:gridCol w:w="9360"/>
       </w:tblGrid>
       <w:tr>
-        <w:tc>
-          <w:tcPr>
-            <w:tcW w:type="dxa" w:w="9360"/>
-            <w:tcBorders>
-              <w:top w:val="single" w:color="000000" w:sz="6"/>
-              <w:left w:val="single" w:color="000000" w:sz="6"/>
-              <w:bottom w:val="single" w:color="000000" w:sz="6"/>
-              <w:right w:val="single" w:color="000000" w:sz="6"/>
-            </w:tcBorders>
-            <w:shd w:fill="F2F2F2" w:val="clear"/>
-            <w:tcMar>
-              <w:top w:type="dxa" w:w="40"/>
-              <w:left w:type="dxa" w:w="80"/>
-              <w:bottom w:type="dxa" w:w="40"/>
-              <w:right w:type="dxa" w:w="80"/>
-            </w:tcMar>
-            <w:vAlign w:val="center"/>
-          </w:tcPr>
-          <w:p>
-            <w:pPr>
-              <w:spacing w:after="0"/>
-            </w:pPr>
-            <w:r>
-              <w:rPr>
-                <w:rFonts w:ascii="Arial" w:cs="Arial" w:eastAsia="Arial" w:hAnsi="Arial"/>
-                <w:b/>
-                <w:bCs/>
-                <w:i w:val="false"/>
-                <w:iCs w:val="false"/>
-                <w:sz w:val="26"/>
-                <w:szCs w:val="26"/>
-              </w:rPr>
-              <w:t xml:space="preserve">PARTIE 3 — Auto-critique de l'architecte</w:t>
-            </w:r>
-          </w:p>
-        </w:tc>
-      </w:tr>
-    </w:tbl>
-    <w:p>
-      <w:pPr>
-        <w:spacing w:after="64"/>
-      </w:pPr>
-    </w:p>
-    <w:p>
-      <w:pPr>
-        <w:spacing w:after="48"/>
-      </w:pPr>
-      <w:r>
-        <w:rPr>
-          <w:rFonts w:ascii="Arial" w:cs="Arial" w:eastAsia="Arial" w:hAnsi="Arial"/>
-          <w:b w:val="false"/>
-          <w:bCs w:val="false"/>
-          <w:i w:val="false"/>
-          <w:iCs w:val="false"/>
-          <w:sz w:val="24"/>
-          <w:szCs w:val="24"/>
-        </w:rPr>
-        <w:t xml:space="preserve">3a. Deux défauts que je vois dans ma construction :</w:t>
-      </w:r>
-    </w:p>
-    <w:p>
-      <w:pPr>
-        <w:spacing w:after="128"/>
-      </w:pPr>
-      <w:r>
-        <w:rPr>
-          <w:rFonts w:ascii="Arial" w:cs="Arial" w:eastAsia="Arial" w:hAnsi="Arial"/>
-          <w:b w:val="false"/>
-          <w:bCs w:val="false"/>
-          <w:i w:val="false"/>
-          <w:iCs w:val="false"/>
-          <w:sz w:val="24"/>
-          <w:szCs w:val="24"/>
-        </w:rPr>
-        <w:t xml:space="preserve">..............................................................................</w:t>
-      </w:r>
-    </w:p>
-    <w:p>
-      <w:pPr>
-        <w:spacing w:after="128"/>
-      </w:pPr>
-      <w:r>
-        <w:rPr>
-          <w:rFonts w:ascii="Arial" w:cs="Arial" w:eastAsia="Arial" w:hAnsi="Arial"/>
-          <w:b w:val="false"/>
-          <w:bCs w:val="false"/>
-          <w:i w:val="false"/>
-          <w:iCs w:val="false"/>
-          <w:sz w:val="24"/>
-          <w:szCs w:val="24"/>
-        </w:rPr>
-        <w:t xml:space="preserve">..............................................................................</w:t>
-      </w:r>
-    </w:p>
-    <w:p>
-      <w:pPr>
-        <w:spacing w:after="48"/>
-      </w:pPr>
-      <w:r>
-        <w:rPr>
-          <w:rFonts w:ascii="Arial" w:cs="Arial" w:eastAsia="Arial" w:hAnsi="Arial"/>
-          <w:b w:val="false"/>
-          <w:bCs w:val="false"/>
-          <w:i w:val="false"/>
-          <w:iCs w:val="false"/>
-          <w:sz w:val="24"/>
-          <w:szCs w:val="24"/>
-        </w:rPr>
-        <w:t xml:space="preserve">3b. L'amélioration que je ferais en premier, et pourquoi :</w:t>
-      </w:r>
-    </w:p>
-    <w:p>
-      <w:pPr>
-        <w:spacing w:after="128"/>
-      </w:pPr>
-      <w:r>
-        <w:rPr>
-          <w:rFonts w:ascii="Arial" w:cs="Arial" w:eastAsia="Arial" w:hAnsi="Arial"/>
-          <w:b w:val="false"/>
-          <w:bCs w:val="false"/>
-          <w:i w:val="false"/>
-          <w:iCs w:val="false"/>
-          <w:sz w:val="24"/>
-          <w:szCs w:val="24"/>
-        </w:rPr>
-        <w:t xml:space="preserve">..............................................................................</w:t>
-      </w:r>
-    </w:p>
-    <w:p>
-      <w:pPr>
-        <w:spacing w:after="64"/>
-      </w:pPr>
-    </w:p>
-    <w:tbl>
-      <w:tblPr>
-        <w:tblW w:type="dxa" w:w="9360"/>
-        <w:tblBorders>
-          <w:top w:val="single" w:color="auto" w:sz="4"/>
-          <w:left w:val="single" w:color="auto" w:sz="4"/>
-          <w:bottom w:val="single" w:color="auto" w:sz="4"/>
-          <w:right w:val="single" w:color="auto" w:sz="4"/>
-          <w:insideH w:val="single" w:color="auto" w:sz="4"/>
-          <w:insideV w:val="single" w:color="auto" w:sz="4"/>
-        </w:tblBorders>
-      </w:tblPr>
-      <w:tblGrid>
-        <w:gridCol w:w="9360"/>
-      </w:tblGrid>
-      <w:tr>
+        <w:trPr>
+          <w:cantSplit/>
+        </w:trPr>
         <w:tc>
           <w:tcPr>
             <w:tcW w:type="dxa" w:w="9360"/>

--- a/public/2026/seq05/FICHE_S5-A04_SweetHome2_5eme.docx
+++ b/public/2026/seq05/FICHE_S5-A04_SweetHome2_5eme.docx
@@ -211,32 +211,6 @@
                 <w:szCs w:val="16"/>
               </w:rPr>
               <w:t xml:space="preserve">ACTIVITÉ N°04</w:t>
-            </w:r>
-          </w:p>
-          <w:p>
-            <w:pPr>
-              <w:spacing w:after="0"/>
-            </w:pPr>
-            <w:r>
-              <w:rPr>
-                <w:rFonts w:ascii="Arial" w:cs="Arial" w:eastAsia="Arial" w:hAnsi="Arial"/>
-                <w:sz w:val="14"/>
-                <w:szCs w:val="14"/>
-              </w:rPr>
-              <w:t xml:space="preserve">NOM : ..............................</w:t>
-            </w:r>
-          </w:p>
-          <w:p>
-            <w:pPr>
-              <w:spacing w:after="0"/>
-            </w:pPr>
-            <w:r>
-              <w:rPr>
-                <w:rFonts w:ascii="Arial" w:cs="Arial" w:eastAsia="Arial" w:hAnsi="Arial"/>
-                <w:sz w:val="14"/>
-                <w:szCs w:val="14"/>
-              </w:rPr>
-              <w:t xml:space="preserve">PRÉNOM : .........................</w:t>
             </w:r>
           </w:p>
         </w:tc>

--- a/public/2026/seq05/FICHE_S5-A04_SweetHome2_5eme.docx
+++ b/public/2026/seq05/FICHE_S5-A04_SweetHome2_5eme.docx
@@ -1270,7 +1270,7 @@
     </w:p>
     <w:p>
       <w:pPr>
-        <w:spacing w:after="128"/>
+        <w:spacing w:after="230"/>
       </w:pPr>
       <w:r>
         <w:rPr>
@@ -1282,12 +1282,12 @@
           <w:sz w:val="24"/>
           <w:szCs w:val="24"/>
         </w:rPr>
-        <w:t xml:space="preserve">..............................................................................</w:t>
+        <w:t xml:space="preserve">......................................................................................................................................................</w:t>
       </w:r>
     </w:p>
     <w:p>
       <w:pPr>
-        <w:spacing w:after="128"/>
+        <w:spacing w:after="230"/>
       </w:pPr>
       <w:r>
         <w:rPr>
@@ -1299,7 +1299,7 @@
           <w:sz w:val="24"/>
           <w:szCs w:val="24"/>
         </w:rPr>
-        <w:t xml:space="preserve">..............................................................................</w:t>
+        <w:t xml:space="preserve">......................................................................................................................................................</w:t>
       </w:r>
     </w:p>
     <w:p>
@@ -1321,7 +1321,7 @@
     </w:p>
     <w:p>
       <w:pPr>
-        <w:spacing w:after="128"/>
+        <w:spacing w:after="230"/>
       </w:pPr>
       <w:r>
         <w:rPr>
@@ -1333,7 +1333,7 @@
           <w:sz w:val="24"/>
           <w:szCs w:val="24"/>
         </w:rPr>
-        <w:t xml:space="preserve">..............................................................................</w:t>
+        <w:t xml:space="preserve">......................................................................................................................................................</w:t>
       </w:r>
     </w:p>
     <w:p>

--- a/public/2026/seq05/FICHE_S5-A04_SweetHome2_5eme.docx
+++ b/public/2026/seq05/FICHE_S5-A04_SweetHome2_5eme.docx
@@ -345,6 +345,30 @@
         </w:tc>
       </w:tr>
     </w:tbl>
+    <w:p>
+      <w:pPr>
+        <w:keepNext/>
+        <w:spacing w:after="128"/>
+      </w:pPr>
+      <w:r>
+        <w:rPr>
+          <w:rFonts w:ascii="Arial" w:cs="Arial" w:eastAsia="Arial" w:hAnsi="Arial"/>
+          <w:sz w:val="24"/>
+          <w:szCs w:val="24"/>
+          <w:b/>
+          <w:bCs/>
+        </w:rPr>
+        <w:t xml:space="preserve">OBJECTIF — </w:t>
+      </w:r>
+      <w:r>
+        <w:rPr>
+          <w:rFonts w:ascii="Arial" w:cs="Arial" w:eastAsia="Arial" w:hAnsi="Arial"/>
+          <w:sz w:val="24"/>
+          <w:szCs w:val="24"/>
+        </w:rPr>
+        <w:t xml:space="preserve">Tu sauras poser portes et fenêtres, puis produire ton dossier client.</w:t>
+      </w:r>
+    </w:p>
     <w:p>
       <w:pPr>
         <w:keepNext/>

--- a/public/2026/seq05/FICHE_S5-A04_SweetHome2_5eme.docx
+++ b/public/2026/seq05/FICHE_S5-A04_SweetHome2_5eme.docx
@@ -1473,24 +1473,6 @@
         </w:tc>
       </w:tr>
     </w:tbl>
-    <w:p>
-      <w:pPr>
-        <w:spacing w:after="0" w:before="80"/>
-        <w:jc w:val="center"/>
-      </w:pPr>
-      <w:r>
-        <w:rPr>
-          <w:rFonts w:ascii="Arial" w:cs="Arial" w:eastAsia="Arial" w:hAnsi="Arial"/>
-          <w:b w:val="false"/>
-          <w:bCs w:val="false"/>
-          <w:i/>
-          <w:iCs/>
-          <w:sz w:val="24"/>
-          <w:szCs w:val="24"/>
-        </w:rPr>
-        <w:t xml:space="preserve">« Le regard critique est l'outil le plus précis du concepteur. »</w:t>
-      </w:r>
-    </w:p>
     <w:sectPr>
       <w:pgSz w:w="11906" w:h="16838" w:orient="portrait"/>
       <w:pgMar w:top="620" w:right="720" w:bottom="620" w:left="720" w:header="708" w:footer="708" w:gutter="0"/>

--- a/public/2026/seq05/FICHE_S5-A04_SweetHome2_5eme.docx
+++ b/public/2026/seq05/FICHE_S5-A04_SweetHome2_5eme.docx
@@ -453,6 +453,52 @@
         </w:tc>
       </w:tr>
     </w:tbl>
+    <w:p>
+      <w:pPr>
+        <w:keepNext/>
+        <w:pBdr>
+          <w:top w:val="single" w:sz="6" w:space="2" w:color="D9D9D9"/>
+          <w:left w:val="single" w:sz="6" w:space="2" w:color="D9D9D9"/>
+          <w:bottom w:val="single" w:sz="6" w:space="2" w:color="D9D9D9"/>
+          <w:right w:val="single" w:sz="6" w:space="2" w:color="D9D9D9"/>
+        </w:pBdr>
+        <w:shd w:val="clear" w:color="auto" w:fill="F2F2F2"/>
+        <w:spacing w:before="80" w:after="120"/>
+        <w:ind w:left="60" w:right="60"/>
+      </w:pPr>
+      <w:r>
+        <w:rPr>
+          <w:rFonts w:ascii="Arial" w:cs="Arial" w:eastAsia="Arial" w:hAnsi="Arial"/>
+          <w:b/>
+          <w:bCs/>
+          <w:sz w:val="24"/>
+          <w:szCs w:val="24"/>
+        </w:rPr>
+        <w:t xml:space="preserve">RESSOURCE 1 — Sweet Home 3D</w:t>
+      </w:r>
+      <w:r>
+        <w:rPr>
+          <w:rFonts w:ascii="Arial" w:cs="Arial" w:eastAsia="Arial" w:hAnsi="Arial"/>
+          <w:sz w:val="24"/>
+          <w:szCs w:val="24"/>
+        </w:rPr>
+        <w:t xml:space="preserve"> · Logiciel libre · à installer sur le poste</w:t>
+      </w:r>
+      <w:r>
+        <w:rPr>
+          <w:rFonts w:ascii="Arial" w:cs="Arial" w:eastAsia="Arial" w:hAnsi="Arial"/>
+        </w:rPr>
+        <w:br/>
+      </w:r>
+      <w:r>
+        <w:rPr>
+          <w:rFonts w:ascii="Arial" w:cs="Arial" w:eastAsia="Arial" w:hAnsi="Arial"/>
+          <w:sz w:val="22"/>
+          <w:szCs w:val="22"/>
+        </w:rPr>
+        <w:t xml:space="preserve">→ www.sweethome3d.com/fr</w:t>
+      </w:r>
+    </w:p>
     <w:p>
       <w:pPr>
         <w:keepNext/>
